--- a/1-Links/4-Entertainment/1-YouTube Channels/1-Movies & Cinema/Film Analysis/1-Filmolokhia - فيلملوخية - .docx
+++ b/1-Links/4-Entertainment/1-YouTube Channels/1-Movies & Cinema/Film Analysis/1-Filmolokhia - فيلملوخية - .docx
@@ -1395,61 +1395,6 @@
           <w:sz w:val="18"/>
           <w:highlight w:val="lightGray"/>
         </w:rPr>
-        <w:t>g</w:t>
-      </w:r>
-      <w:r>
-        <w:rPr>
-          <w:rFonts w:ascii="Arial" w:hAnsi="Arial" w:eastAsia="Arial" w:cs="Arial"/>
-          <w:b w:val="0"/>
-          <w:i w:val="0"/>
-          <w:color w:val="000000"/>
-          <w:sz w:val="18"/>
-          <w:highlight w:val="lightGray"/>
-        </w:rPr>
-        <w:t>p</w:t>
-      </w:r>
-      <w:r>
-        <w:rPr>
-          <w:rFonts w:ascii="Arial" w:hAnsi="Arial" w:eastAsia="Arial" w:cs="Arial"/>
-          <w:b w:val="0"/>
-          <w:i w:val="0"/>
-          <w:color w:val="000000"/>
-          <w:sz w:val="18"/>
-          <w:highlight w:val="lightGray"/>
-        </w:rPr>
-        <w:t>t</w:t>
-      </w:r>
-      <w:r>
-        <w:rPr>
-          <w:rFonts w:ascii="Arial" w:hAnsi="Arial" w:eastAsia="Arial" w:cs="Arial"/>
-          <w:b w:val="0"/>
-          <w:i w:val="0"/>
-          <w:color w:val="000000"/>
-          <w:sz w:val="18"/>
-          <w:highlight w:val="lightGray"/>
-        </w:rPr>
-        <w:t xml:space="preserve"> </w:t>
-      </w:r>
-      <w:r>
-        <w:rPr>
-          <w:rFonts w:ascii="Arial" w:hAnsi="Arial" w:eastAsia="Arial" w:cs="Arial"/>
-          <w:b w:val="0"/>
-          <w:i w:val="0"/>
-          <w:color w:val="000000"/>
-          <w:sz w:val="18"/>
-          <w:highlight w:val="lightGray"/>
-        </w:rPr>
-        <w:t>(</w:t>
-      </w:r>
-      <w:r>
-        <w:rPr>
-          <w:rFonts w:ascii="Arial" w:hAnsi="Arial" w:eastAsia="Arial" w:cs="Arial"/>
-          <w:b w:val="0"/>
-          <w:i w:val="0"/>
-          <w:color w:val="000000"/>
-          <w:sz w:val="18"/>
-          <w:highlight w:val="lightGray"/>
-        </w:rPr>
         <w:t>G</w:t>
       </w:r>
       <w:r>
@@ -1476,63 +1421,41 @@
       </w:r>
       <w:r>
         <w:rPr>
-          <w:rFonts w:ascii="Arial" w:hAnsi="Arial" w:eastAsia="Arial" w:cs="Cambria Math"/>
-          <w:b w:val="0"/>
-          <w:i w:val="0"/>
-          <w:color w:val="000000"/>
-          <w:sz w:val="18"/>
-          <w:highlight w:val="lightGray"/>
-        </w:rPr>
-        <w:t>‑</w:t>
-      </w:r>
-      <w:r>
-        <w:rPr>
-          <w:rFonts w:ascii="Arial" w:hAnsi="Arial" w:eastAsia="Arial" w:cs="Arial"/>
-          <w:b w:val="0"/>
-          <w:i w:val="0"/>
-          <w:color w:val="000000"/>
-          <w:sz w:val="18"/>
-          <w:highlight w:val="lightGray"/>
-        </w:rPr>
-        <w:t>5</w:t>
-      </w:r>
-      <w:r>
-        <w:rPr>
-          <w:rFonts w:ascii="Arial" w:hAnsi="Arial" w:eastAsia="Arial" w:cs="Arial"/>
-          <w:b w:val="0"/>
-          <w:i w:val="0"/>
-          <w:color w:val="000000"/>
-          <w:sz w:val="18"/>
-          <w:highlight w:val="lightGray"/>
-        </w:rPr>
-        <w:t xml:space="preserve"> </w:t>
-      </w:r>
-      <w:r>
-        <w:rPr>
-          <w:rFonts w:ascii="Arial" w:hAnsi="Arial" w:eastAsia="Arial" w:cs="Arial"/>
-          <w:b w:val="0"/>
-          <w:i w:val="0"/>
-          <w:color w:val="000000"/>
-          <w:sz w:val="18"/>
-          <w:highlight w:val="lightGray"/>
-        </w:rPr>
-        <w:t>M</w:t>
-      </w:r>
-      <w:r>
-        <w:rPr>
-          <w:rFonts w:ascii="Arial" w:hAnsi="Arial" w:eastAsia="Arial" w:cs="Arial"/>
-          <w:b w:val="0"/>
-          <w:i w:val="0"/>
-          <w:color w:val="000000"/>
-          <w:sz w:val="18"/>
-          <w:highlight w:val="lightGray"/>
-        </w:rPr>
-        <w:t>i</w:t>
-      </w:r>
-      <w:r>
-        <w:rPr>
-          <w:rFonts w:ascii="Arial" w:hAnsi="Arial" w:eastAsia="Arial" w:cs="Arial"/>
-          <w:b w:val="0"/>
+          <w:rFonts w:ascii="Arial" w:hAnsi="Arial" w:eastAsia="Arial" w:cs="Arial"/>
+          <w:b w:val="0"/>
+          <w:i w:val="0"/>
+          <w:color w:val="000000"/>
+          <w:sz w:val="18"/>
+          <w:highlight w:val="lightGray"/>
+        </w:rPr>
+        <w:t>]</w:t>
+      </w:r>
+      <w:r>
+        <w:rPr>
+          <w:rFonts w:ascii="Arial" w:hAnsi="Arial"/>
+          <w:b w:val="0"/>
+          <w:i w:val="0"/>
+          <w:color w:val="000000"/>
+          <w:sz w:val="18"/>
+          <w:highlight w:val="lightGray"/>
+        </w:rPr>
+        <w:t xml:space="preserve"> </w:t>
+      </w:r>
+      <w:r>
+        <w:rPr>
+          <w:rFonts w:ascii="Arial" w:hAnsi="Arial"/>
+          <w:b/>
+          <w:i w:val="0"/>
+          <w:color w:val="000000"/>
+          <w:sz w:val="18"/>
+          <w:highlight w:val="lightGray"/>
+        </w:rPr>
+        <w:t>o</w:t>
+      </w:r>
+      <w:r>
+        <w:rPr>
+          <w:rFonts w:ascii="Arial" w:hAnsi="Arial"/>
+          <w:b/>
           <w:i w:val="0"/>
           <w:color w:val="000000"/>
           <w:sz w:val="18"/>
@@ -1542,73 +1465,7 @@
       </w:r>
       <w:r>
         <w:rPr>
-          <w:rFonts w:ascii="Arial" w:hAnsi="Arial" w:eastAsia="Arial" w:cs="Arial"/>
-          <w:b w:val="0"/>
-          <w:i w:val="0"/>
-          <w:color w:val="000000"/>
-          <w:sz w:val="18"/>
-          <w:highlight w:val="lightGray"/>
-        </w:rPr>
-        <w:t>i</w:t>
-      </w:r>
-      <w:r>
-        <w:rPr>
-          <w:rFonts w:ascii="Arial" w:hAnsi="Arial" w:eastAsia="Arial" w:cs="Arial"/>
-          <w:b w:val="0"/>
-          <w:i w:val="0"/>
-          <w:color w:val="000000"/>
-          <w:sz w:val="18"/>
-          <w:highlight w:val="lightGray"/>
-        </w:rPr>
-        <w:t>)</w:t>
-      </w:r>
-      <w:r>
-        <w:rPr>
-          <w:rFonts w:ascii="Arial" w:hAnsi="Arial" w:eastAsia="Arial" w:cs="Arial"/>
-          <w:b w:val="0"/>
-          <w:i w:val="0"/>
-          <w:color w:val="000000"/>
-          <w:sz w:val="18"/>
-          <w:highlight w:val="lightGray"/>
-        </w:rPr>
-        <w:t>]</w:t>
-      </w:r>
-      <w:r>
-        <w:rPr>
-          <w:rFonts w:ascii="Arial" w:hAnsi="Arial" w:eastAsia="Arial" w:cs="Arial"/>
-          <w:b w:val="0"/>
-          <w:i w:val="0"/>
-          <w:color w:val="000000"/>
-          <w:sz w:val="18"/>
-          <w:highlight w:val="lightGray"/>
-        </w:rPr>
-        <w:t xml:space="preserve"> </w:t>
-      </w:r>
-      <w:r>
-        <w:rPr>
-          <w:rFonts w:ascii="Arial" w:hAnsi="Arial" w:eastAsia="Arial" w:cs="Arial"/>
-          <w:b/>
-          <w:i w:val="0"/>
-          <w:color w:val="000000"/>
-          <w:sz w:val="18"/>
-          <w:highlight w:val="lightGray"/>
-        </w:rPr>
-        <w:t>o</w:t>
-      </w:r>
-      <w:r>
-        <w:rPr>
-          <w:rFonts w:ascii="Arial" w:hAnsi="Arial" w:eastAsia="Arial" w:cs="Arial"/>
-          <w:b/>
-          <w:i w:val="0"/>
-          <w:color w:val="000000"/>
-          <w:sz w:val="18"/>
-          <w:highlight w:val="lightGray"/>
-        </w:rPr>
-        <w:t>n</w:t>
-      </w:r>
-      <w:r>
-        <w:rPr>
-          <w:rFonts w:ascii="Arial" w:hAnsi="Arial" w:eastAsia="Arial"/>
+          <w:rFonts w:ascii="Arial" w:hAnsi="Arial"/>
           <w:b w:val="0"/>
           <w:i w:val="0"/>
           <w:sz w:val="18"/>
@@ -1618,7 +1475,7 @@
       </w:r>
       <w:r>
         <w:rPr>
-          <w:rFonts w:ascii="Arial" w:hAnsi="Arial" w:eastAsia="Arial"/>
+          <w:rFonts w:ascii="Arial" w:hAnsi="Arial"/>
           <w:b w:val="0"/>
           <w:i w:val="0"/>
           <w:sz w:val="18"/>
@@ -1628,7 +1485,7 @@
       </w:r>
       <w:r>
         <w:rPr>
-          <w:rFonts w:ascii="Arial" w:hAnsi="Arial" w:eastAsia="Arial"/>
+          <w:rFonts w:ascii="Arial" w:hAnsi="Arial"/>
           <w:b w:val="0"/>
           <w:i w:val="0"/>
           <w:sz w:val="18"/>
@@ -3150,61 +3007,6 @@
           <w:sz w:val="18"/>
           <w:highlight w:val="lightGray"/>
         </w:rPr>
-        <w:t>g</w:t>
-      </w:r>
-      <w:r>
-        <w:rPr>
-          <w:rFonts w:ascii="Arial" w:hAnsi="Arial" w:eastAsia="Arial" w:cs="Arial"/>
-          <w:b w:val="0"/>
-          <w:i w:val="0"/>
-          <w:color w:val="000000"/>
-          <w:sz w:val="18"/>
-          <w:highlight w:val="lightGray"/>
-        </w:rPr>
-        <w:t>p</w:t>
-      </w:r>
-      <w:r>
-        <w:rPr>
-          <w:rFonts w:ascii="Arial" w:hAnsi="Arial" w:eastAsia="Arial" w:cs="Arial"/>
-          <w:b w:val="0"/>
-          <w:i w:val="0"/>
-          <w:color w:val="000000"/>
-          <w:sz w:val="18"/>
-          <w:highlight w:val="lightGray"/>
-        </w:rPr>
-        <w:t>t</w:t>
-      </w:r>
-      <w:r>
-        <w:rPr>
-          <w:rFonts w:ascii="Arial" w:hAnsi="Arial" w:eastAsia="Arial" w:cs="Arial"/>
-          <w:b w:val="0"/>
-          <w:i w:val="0"/>
-          <w:color w:val="000000"/>
-          <w:sz w:val="18"/>
-          <w:highlight w:val="lightGray"/>
-        </w:rPr>
-        <w:t xml:space="preserve"> </w:t>
-      </w:r>
-      <w:r>
-        <w:rPr>
-          <w:rFonts w:ascii="Arial" w:hAnsi="Arial" w:eastAsia="Arial" w:cs="Arial"/>
-          <w:b w:val="0"/>
-          <w:i w:val="0"/>
-          <w:color w:val="000000"/>
-          <w:sz w:val="18"/>
-          <w:highlight w:val="lightGray"/>
-        </w:rPr>
-        <w:t>(</w:t>
-      </w:r>
-      <w:r>
-        <w:rPr>
-          <w:rFonts w:ascii="Arial" w:hAnsi="Arial" w:eastAsia="Arial" w:cs="Arial"/>
-          <w:b w:val="0"/>
-          <w:i w:val="0"/>
-          <w:color w:val="000000"/>
-          <w:sz w:val="18"/>
-          <w:highlight w:val="lightGray"/>
-        </w:rPr>
         <w:t>G</w:t>
       </w:r>
       <w:r>
@@ -3231,63 +3033,41 @@
       </w:r>
       <w:r>
         <w:rPr>
-          <w:rFonts w:ascii="Arial" w:hAnsi="Arial" w:eastAsia="Arial" w:cs="Cambria Math"/>
-          <w:b w:val="0"/>
-          <w:i w:val="0"/>
-          <w:color w:val="000000"/>
-          <w:sz w:val="18"/>
-          <w:highlight w:val="lightGray"/>
-        </w:rPr>
-        <w:t>‑</w:t>
-      </w:r>
-      <w:r>
-        <w:rPr>
-          <w:rFonts w:ascii="Arial" w:hAnsi="Arial" w:eastAsia="Arial" w:cs="Arial"/>
-          <w:b w:val="0"/>
-          <w:i w:val="0"/>
-          <w:color w:val="000000"/>
-          <w:sz w:val="18"/>
-          <w:highlight w:val="lightGray"/>
-        </w:rPr>
-        <w:t>5</w:t>
-      </w:r>
-      <w:r>
-        <w:rPr>
-          <w:rFonts w:ascii="Arial" w:hAnsi="Arial" w:eastAsia="Arial" w:cs="Arial"/>
-          <w:b w:val="0"/>
-          <w:i w:val="0"/>
-          <w:color w:val="000000"/>
-          <w:sz w:val="18"/>
-          <w:highlight w:val="lightGray"/>
-        </w:rPr>
-        <w:t xml:space="preserve"> </w:t>
-      </w:r>
-      <w:r>
-        <w:rPr>
-          <w:rFonts w:ascii="Arial" w:hAnsi="Arial" w:eastAsia="Arial" w:cs="Arial"/>
-          <w:b w:val="0"/>
-          <w:i w:val="0"/>
-          <w:color w:val="000000"/>
-          <w:sz w:val="18"/>
-          <w:highlight w:val="lightGray"/>
-        </w:rPr>
-        <w:t>M</w:t>
-      </w:r>
-      <w:r>
-        <w:rPr>
-          <w:rFonts w:ascii="Arial" w:hAnsi="Arial" w:eastAsia="Arial" w:cs="Arial"/>
-          <w:b w:val="0"/>
-          <w:i w:val="0"/>
-          <w:color w:val="000000"/>
-          <w:sz w:val="18"/>
-          <w:highlight w:val="lightGray"/>
-        </w:rPr>
-        <w:t>i</w:t>
-      </w:r>
-      <w:r>
-        <w:rPr>
-          <w:rFonts w:ascii="Arial" w:hAnsi="Arial" w:eastAsia="Arial" w:cs="Arial"/>
-          <w:b w:val="0"/>
+          <w:rFonts w:ascii="Arial" w:hAnsi="Arial" w:eastAsia="Arial" w:cs="Arial"/>
+          <w:b w:val="0"/>
+          <w:i w:val="0"/>
+          <w:color w:val="000000"/>
+          <w:sz w:val="18"/>
+          <w:highlight w:val="lightGray"/>
+        </w:rPr>
+        <w:t>]</w:t>
+      </w:r>
+      <w:r>
+        <w:rPr>
+          <w:rFonts w:ascii="Arial" w:hAnsi="Arial"/>
+          <w:b w:val="0"/>
+          <w:i w:val="0"/>
+          <w:color w:val="000000"/>
+          <w:sz w:val="18"/>
+          <w:highlight w:val="lightGray"/>
+        </w:rPr>
+        <w:t xml:space="preserve"> </w:t>
+      </w:r>
+      <w:r>
+        <w:rPr>
+          <w:rFonts w:ascii="Arial" w:hAnsi="Arial"/>
+          <w:b/>
+          <w:i w:val="0"/>
+          <w:color w:val="000000"/>
+          <w:sz w:val="18"/>
+          <w:highlight w:val="lightGray"/>
+        </w:rPr>
+        <w:t>o</w:t>
+      </w:r>
+      <w:r>
+        <w:rPr>
+          <w:rFonts w:ascii="Arial" w:hAnsi="Arial"/>
+          <w:b/>
           <w:i w:val="0"/>
           <w:color w:val="000000"/>
           <w:sz w:val="18"/>
@@ -3297,73 +3077,7 @@
       </w:r>
       <w:r>
         <w:rPr>
-          <w:rFonts w:ascii="Arial" w:hAnsi="Arial" w:eastAsia="Arial" w:cs="Arial"/>
-          <w:b w:val="0"/>
-          <w:i w:val="0"/>
-          <w:color w:val="000000"/>
-          <w:sz w:val="18"/>
-          <w:highlight w:val="lightGray"/>
-        </w:rPr>
-        <w:t>i</w:t>
-      </w:r>
-      <w:r>
-        <w:rPr>
-          <w:rFonts w:ascii="Arial" w:hAnsi="Arial" w:eastAsia="Arial" w:cs="Arial"/>
-          <w:b w:val="0"/>
-          <w:i w:val="0"/>
-          <w:color w:val="000000"/>
-          <w:sz w:val="18"/>
-          <w:highlight w:val="lightGray"/>
-        </w:rPr>
-        <w:t>)</w:t>
-      </w:r>
-      <w:r>
-        <w:rPr>
-          <w:rFonts w:ascii="Arial" w:hAnsi="Arial" w:eastAsia="Arial" w:cs="Arial"/>
-          <w:b w:val="0"/>
-          <w:i w:val="0"/>
-          <w:color w:val="000000"/>
-          <w:sz w:val="18"/>
-          <w:highlight w:val="lightGray"/>
-        </w:rPr>
-        <w:t>]</w:t>
-      </w:r>
-      <w:r>
-        <w:rPr>
-          <w:rFonts w:ascii="Arial" w:hAnsi="Arial" w:eastAsia="Arial" w:cs="Arial"/>
-          <w:b w:val="0"/>
-          <w:i w:val="0"/>
-          <w:color w:val="000000"/>
-          <w:sz w:val="18"/>
-          <w:highlight w:val="lightGray"/>
-        </w:rPr>
-        <w:t xml:space="preserve"> </w:t>
-      </w:r>
-      <w:r>
-        <w:rPr>
-          <w:rFonts w:ascii="Arial" w:hAnsi="Arial" w:eastAsia="Arial" w:cs="Arial"/>
-          <w:b/>
-          <w:i w:val="0"/>
-          <w:color w:val="000000"/>
-          <w:sz w:val="18"/>
-          <w:highlight w:val="lightGray"/>
-        </w:rPr>
-        <w:t>o</w:t>
-      </w:r>
-      <w:r>
-        <w:rPr>
-          <w:rFonts w:ascii="Arial" w:hAnsi="Arial" w:eastAsia="Arial" w:cs="Arial"/>
-          <w:b/>
-          <w:i w:val="0"/>
-          <w:color w:val="000000"/>
-          <w:sz w:val="18"/>
-          <w:highlight w:val="lightGray"/>
-        </w:rPr>
-        <w:t>n</w:t>
-      </w:r>
-      <w:r>
-        <w:rPr>
-          <w:rFonts w:ascii="Arial" w:hAnsi="Arial" w:eastAsia="Arial"/>
+          <w:rFonts w:ascii="Arial" w:hAnsi="Arial"/>
           <w:b w:val="0"/>
           <w:i w:val="0"/>
           <w:sz w:val="18"/>
@@ -4956,61 +4670,6 @@
           <w:sz w:val="18"/>
           <w:highlight w:val="lightGray"/>
         </w:rPr>
-        <w:t>g</w:t>
-      </w:r>
-      <w:r>
-        <w:rPr>
-          <w:rFonts w:ascii="Arial" w:hAnsi="Arial" w:eastAsia="Arial" w:cs="Arial"/>
-          <w:b w:val="0"/>
-          <w:i w:val="0"/>
-          <w:color w:val="000000"/>
-          <w:sz w:val="18"/>
-          <w:highlight w:val="lightGray"/>
-        </w:rPr>
-        <w:t>p</w:t>
-      </w:r>
-      <w:r>
-        <w:rPr>
-          <w:rFonts w:ascii="Arial" w:hAnsi="Arial" w:eastAsia="Arial" w:cs="Arial"/>
-          <w:b w:val="0"/>
-          <w:i w:val="0"/>
-          <w:color w:val="000000"/>
-          <w:sz w:val="18"/>
-          <w:highlight w:val="lightGray"/>
-        </w:rPr>
-        <w:t>t</w:t>
-      </w:r>
-      <w:r>
-        <w:rPr>
-          <w:rFonts w:ascii="Arial" w:hAnsi="Arial" w:eastAsia="Arial" w:cs="Arial"/>
-          <w:b w:val="0"/>
-          <w:i w:val="0"/>
-          <w:color w:val="000000"/>
-          <w:sz w:val="18"/>
-          <w:highlight w:val="lightGray"/>
-        </w:rPr>
-        <w:t xml:space="preserve"> </w:t>
-      </w:r>
-      <w:r>
-        <w:rPr>
-          <w:rFonts w:ascii="Arial" w:hAnsi="Arial" w:eastAsia="Arial" w:cs="Arial"/>
-          <w:b w:val="0"/>
-          <w:i w:val="0"/>
-          <w:color w:val="000000"/>
-          <w:sz w:val="18"/>
-          <w:highlight w:val="lightGray"/>
-        </w:rPr>
-        <w:t>(</w:t>
-      </w:r>
-      <w:r>
-        <w:rPr>
-          <w:rFonts w:ascii="Arial" w:hAnsi="Arial" w:eastAsia="Arial" w:cs="Arial"/>
-          <w:b w:val="0"/>
-          <w:i w:val="0"/>
-          <w:color w:val="000000"/>
-          <w:sz w:val="18"/>
-          <w:highlight w:val="lightGray"/>
-        </w:rPr>
         <w:t>G</w:t>
       </w:r>
       <w:r>
@@ -5037,63 +4696,41 @@
       </w:r>
       <w:r>
         <w:rPr>
-          <w:rFonts w:ascii="Arial" w:hAnsi="Arial" w:eastAsia="Arial" w:cs="Cambria Math"/>
-          <w:b w:val="0"/>
-          <w:i w:val="0"/>
-          <w:color w:val="000000"/>
-          <w:sz w:val="18"/>
-          <w:highlight w:val="lightGray"/>
-        </w:rPr>
-        <w:t>‑</w:t>
-      </w:r>
-      <w:r>
-        <w:rPr>
-          <w:rFonts w:ascii="Arial" w:hAnsi="Arial" w:eastAsia="Arial" w:cs="Arial"/>
-          <w:b w:val="0"/>
-          <w:i w:val="0"/>
-          <w:color w:val="000000"/>
-          <w:sz w:val="18"/>
-          <w:highlight w:val="lightGray"/>
-        </w:rPr>
-        <w:t>5</w:t>
-      </w:r>
-      <w:r>
-        <w:rPr>
-          <w:rFonts w:ascii="Arial" w:hAnsi="Arial" w:eastAsia="Arial" w:cs="Arial"/>
-          <w:b w:val="0"/>
-          <w:i w:val="0"/>
-          <w:color w:val="000000"/>
-          <w:sz w:val="18"/>
-          <w:highlight w:val="lightGray"/>
-        </w:rPr>
-        <w:t xml:space="preserve"> </w:t>
-      </w:r>
-      <w:r>
-        <w:rPr>
-          <w:rFonts w:ascii="Arial" w:hAnsi="Arial" w:eastAsia="Arial" w:cs="Arial"/>
-          <w:b w:val="0"/>
-          <w:i w:val="0"/>
-          <w:color w:val="000000"/>
-          <w:sz w:val="18"/>
-          <w:highlight w:val="lightGray"/>
-        </w:rPr>
-        <w:t>M</w:t>
-      </w:r>
-      <w:r>
-        <w:rPr>
-          <w:rFonts w:ascii="Arial" w:hAnsi="Arial" w:eastAsia="Arial" w:cs="Arial"/>
-          <w:b w:val="0"/>
-          <w:i w:val="0"/>
-          <w:color w:val="000000"/>
-          <w:sz w:val="18"/>
-          <w:highlight w:val="lightGray"/>
-        </w:rPr>
-        <w:t>i</w:t>
-      </w:r>
-      <w:r>
-        <w:rPr>
-          <w:rFonts w:ascii="Arial" w:hAnsi="Arial" w:eastAsia="Arial" w:cs="Arial"/>
-          <w:b w:val="0"/>
+          <w:rFonts w:ascii="Arial" w:hAnsi="Arial" w:eastAsia="Arial" w:cs="Arial"/>
+          <w:b w:val="0"/>
+          <w:i w:val="0"/>
+          <w:color w:val="000000"/>
+          <w:sz w:val="18"/>
+          <w:highlight w:val="lightGray"/>
+        </w:rPr>
+        <w:t>]</w:t>
+      </w:r>
+      <w:r>
+        <w:rPr>
+          <w:rFonts w:ascii="Arial" w:hAnsi="Arial"/>
+          <w:b w:val="0"/>
+          <w:i w:val="0"/>
+          <w:color w:val="000000"/>
+          <w:sz w:val="18"/>
+          <w:highlight w:val="lightGray"/>
+        </w:rPr>
+        <w:t xml:space="preserve"> </w:t>
+      </w:r>
+      <w:r>
+        <w:rPr>
+          <w:rFonts w:ascii="Arial" w:hAnsi="Arial"/>
+          <w:b/>
+          <w:i w:val="0"/>
+          <w:color w:val="000000"/>
+          <w:sz w:val="18"/>
+          <w:highlight w:val="lightGray"/>
+        </w:rPr>
+        <w:t>o</w:t>
+      </w:r>
+      <w:r>
+        <w:rPr>
+          <w:rFonts w:ascii="Arial" w:hAnsi="Arial"/>
+          <w:b/>
           <w:i w:val="0"/>
           <w:color w:val="000000"/>
           <w:sz w:val="18"/>
@@ -5103,73 +4740,7 @@
       </w:r>
       <w:r>
         <w:rPr>
-          <w:rFonts w:ascii="Arial" w:hAnsi="Arial" w:eastAsia="Arial" w:cs="Arial"/>
-          <w:b w:val="0"/>
-          <w:i w:val="0"/>
-          <w:color w:val="000000"/>
-          <w:sz w:val="18"/>
-          <w:highlight w:val="lightGray"/>
-        </w:rPr>
-        <w:t>i</w:t>
-      </w:r>
-      <w:r>
-        <w:rPr>
-          <w:rFonts w:ascii="Arial" w:hAnsi="Arial" w:eastAsia="Arial" w:cs="Arial"/>
-          <w:b w:val="0"/>
-          <w:i w:val="0"/>
-          <w:color w:val="000000"/>
-          <w:sz w:val="18"/>
-          <w:highlight w:val="lightGray"/>
-        </w:rPr>
-        <w:t>)</w:t>
-      </w:r>
-      <w:r>
-        <w:rPr>
-          <w:rFonts w:ascii="Arial" w:hAnsi="Arial" w:eastAsia="Arial" w:cs="Arial"/>
-          <w:b w:val="0"/>
-          <w:i w:val="0"/>
-          <w:color w:val="000000"/>
-          <w:sz w:val="18"/>
-          <w:highlight w:val="lightGray"/>
-        </w:rPr>
-        <w:t>]</w:t>
-      </w:r>
-      <w:r>
-        <w:rPr>
-          <w:rFonts w:ascii="Arial" w:hAnsi="Arial" w:eastAsia="Arial" w:cs="Arial"/>
-          <w:b w:val="0"/>
-          <w:i w:val="0"/>
-          <w:color w:val="000000"/>
-          <w:sz w:val="18"/>
-          <w:highlight w:val="lightGray"/>
-        </w:rPr>
-        <w:t xml:space="preserve"> </w:t>
-      </w:r>
-      <w:r>
-        <w:rPr>
-          <w:rFonts w:ascii="Arial" w:hAnsi="Arial" w:eastAsia="Arial" w:cs="Arial"/>
-          <w:b/>
-          <w:i w:val="0"/>
-          <w:color w:val="000000"/>
-          <w:sz w:val="18"/>
-          <w:highlight w:val="lightGray"/>
-        </w:rPr>
-        <w:t>o</w:t>
-      </w:r>
-      <w:r>
-        <w:rPr>
-          <w:rFonts w:ascii="Arial" w:hAnsi="Arial" w:eastAsia="Arial" w:cs="Arial"/>
-          <w:b/>
-          <w:i w:val="0"/>
-          <w:color w:val="000000"/>
-          <w:sz w:val="18"/>
-          <w:highlight w:val="lightGray"/>
-        </w:rPr>
-        <w:t>n</w:t>
-      </w:r>
-      <w:r>
-        <w:rPr>
-          <w:rFonts w:ascii="Arial" w:hAnsi="Arial" w:eastAsia="Arial"/>
+          <w:rFonts w:ascii="Arial" w:hAnsi="Arial"/>
           <w:b w:val="0"/>
           <w:i w:val="0"/>
           <w:sz w:val="18"/>
@@ -6696,61 +6267,6 @@
           <w:sz w:val="18"/>
           <w:highlight w:val="lightGray"/>
         </w:rPr>
-        <w:t>g</w:t>
-      </w:r>
-      <w:r>
-        <w:rPr>
-          <w:rFonts w:ascii="Arial" w:hAnsi="Arial" w:eastAsia="Arial" w:cs="Arial"/>
-          <w:b w:val="0"/>
-          <w:i w:val="0"/>
-          <w:color w:val="000000"/>
-          <w:sz w:val="18"/>
-          <w:highlight w:val="lightGray"/>
-        </w:rPr>
-        <w:t>p</w:t>
-      </w:r>
-      <w:r>
-        <w:rPr>
-          <w:rFonts w:ascii="Arial" w:hAnsi="Arial" w:eastAsia="Arial" w:cs="Arial"/>
-          <w:b w:val="0"/>
-          <w:i w:val="0"/>
-          <w:color w:val="000000"/>
-          <w:sz w:val="18"/>
-          <w:highlight w:val="lightGray"/>
-        </w:rPr>
-        <w:t>t</w:t>
-      </w:r>
-      <w:r>
-        <w:rPr>
-          <w:rFonts w:ascii="Arial" w:hAnsi="Arial" w:eastAsia="Arial" w:cs="Arial"/>
-          <w:b w:val="0"/>
-          <w:i w:val="0"/>
-          <w:color w:val="000000"/>
-          <w:sz w:val="18"/>
-          <w:highlight w:val="lightGray"/>
-        </w:rPr>
-        <w:t xml:space="preserve"> </w:t>
-      </w:r>
-      <w:r>
-        <w:rPr>
-          <w:rFonts w:ascii="Arial" w:hAnsi="Arial" w:eastAsia="Arial" w:cs="Arial"/>
-          <w:b w:val="0"/>
-          <w:i w:val="0"/>
-          <w:color w:val="000000"/>
-          <w:sz w:val="18"/>
-          <w:highlight w:val="lightGray"/>
-        </w:rPr>
-        <w:t>(</w:t>
-      </w:r>
-      <w:r>
-        <w:rPr>
-          <w:rFonts w:ascii="Arial" w:hAnsi="Arial" w:eastAsia="Arial" w:cs="Arial"/>
-          <w:b w:val="0"/>
-          <w:i w:val="0"/>
-          <w:color w:val="000000"/>
-          <w:sz w:val="18"/>
-          <w:highlight w:val="lightGray"/>
-        </w:rPr>
         <w:t>G</w:t>
       </w:r>
       <w:r>
@@ -6777,63 +6293,41 @@
       </w:r>
       <w:r>
         <w:rPr>
-          <w:rFonts w:ascii="Arial" w:hAnsi="Arial" w:eastAsia="Arial" w:cs="Cambria Math"/>
-          <w:b w:val="0"/>
-          <w:i w:val="0"/>
-          <w:color w:val="000000"/>
-          <w:sz w:val="18"/>
-          <w:highlight w:val="lightGray"/>
-        </w:rPr>
-        <w:t>‑</w:t>
-      </w:r>
-      <w:r>
-        <w:rPr>
-          <w:rFonts w:ascii="Arial" w:hAnsi="Arial" w:eastAsia="Arial" w:cs="Arial"/>
-          <w:b w:val="0"/>
-          <w:i w:val="0"/>
-          <w:color w:val="000000"/>
-          <w:sz w:val="18"/>
-          <w:highlight w:val="lightGray"/>
-        </w:rPr>
-        <w:t>5</w:t>
-      </w:r>
-      <w:r>
-        <w:rPr>
-          <w:rFonts w:ascii="Arial" w:hAnsi="Arial" w:eastAsia="Arial" w:cs="Arial"/>
-          <w:b w:val="0"/>
-          <w:i w:val="0"/>
-          <w:color w:val="000000"/>
-          <w:sz w:val="18"/>
-          <w:highlight w:val="lightGray"/>
-        </w:rPr>
-        <w:t xml:space="preserve"> </w:t>
-      </w:r>
-      <w:r>
-        <w:rPr>
-          <w:rFonts w:ascii="Arial" w:hAnsi="Arial" w:eastAsia="Arial" w:cs="Arial"/>
-          <w:b w:val="0"/>
-          <w:i w:val="0"/>
-          <w:color w:val="000000"/>
-          <w:sz w:val="18"/>
-          <w:highlight w:val="lightGray"/>
-        </w:rPr>
-        <w:t>M</w:t>
-      </w:r>
-      <w:r>
-        <w:rPr>
-          <w:rFonts w:ascii="Arial" w:hAnsi="Arial" w:eastAsia="Arial" w:cs="Arial"/>
-          <w:b w:val="0"/>
-          <w:i w:val="0"/>
-          <w:color w:val="000000"/>
-          <w:sz w:val="18"/>
-          <w:highlight w:val="lightGray"/>
-        </w:rPr>
-        <w:t>i</w:t>
-      </w:r>
-      <w:r>
-        <w:rPr>
-          <w:rFonts w:ascii="Arial" w:hAnsi="Arial" w:eastAsia="Arial" w:cs="Arial"/>
-          <w:b w:val="0"/>
+          <w:rFonts w:ascii="Arial" w:hAnsi="Arial" w:eastAsia="Arial" w:cs="Arial"/>
+          <w:b w:val="0"/>
+          <w:i w:val="0"/>
+          <w:color w:val="000000"/>
+          <w:sz w:val="18"/>
+          <w:highlight w:val="lightGray"/>
+        </w:rPr>
+        <w:t>]</w:t>
+      </w:r>
+      <w:r>
+        <w:rPr>
+          <w:rFonts w:ascii="Arial" w:hAnsi="Arial"/>
+          <w:b w:val="0"/>
+          <w:i w:val="0"/>
+          <w:color w:val="000000"/>
+          <w:sz w:val="18"/>
+          <w:highlight w:val="lightGray"/>
+        </w:rPr>
+        <w:t xml:space="preserve"> </w:t>
+      </w:r>
+      <w:r>
+        <w:rPr>
+          <w:rFonts w:ascii="Arial" w:hAnsi="Arial"/>
+          <w:b/>
+          <w:i w:val="0"/>
+          <w:color w:val="000000"/>
+          <w:sz w:val="18"/>
+          <w:highlight w:val="lightGray"/>
+        </w:rPr>
+        <w:t>o</w:t>
+      </w:r>
+      <w:r>
+        <w:rPr>
+          <w:rFonts w:ascii="Arial" w:hAnsi="Arial"/>
+          <w:b/>
           <w:i w:val="0"/>
           <w:color w:val="000000"/>
           <w:sz w:val="18"/>
@@ -6843,73 +6337,7 @@
       </w:r>
       <w:r>
         <w:rPr>
-          <w:rFonts w:ascii="Arial" w:hAnsi="Arial" w:eastAsia="Arial" w:cs="Arial"/>
-          <w:b w:val="0"/>
-          <w:i w:val="0"/>
-          <w:color w:val="000000"/>
-          <w:sz w:val="18"/>
-          <w:highlight w:val="lightGray"/>
-        </w:rPr>
-        <w:t>i</w:t>
-      </w:r>
-      <w:r>
-        <w:rPr>
-          <w:rFonts w:ascii="Arial" w:hAnsi="Arial" w:eastAsia="Arial" w:cs="Arial"/>
-          <w:b w:val="0"/>
-          <w:i w:val="0"/>
-          <w:color w:val="000000"/>
-          <w:sz w:val="18"/>
-          <w:highlight w:val="lightGray"/>
-        </w:rPr>
-        <w:t>)</w:t>
-      </w:r>
-      <w:r>
-        <w:rPr>
-          <w:rFonts w:ascii="Arial" w:hAnsi="Arial" w:eastAsia="Arial" w:cs="Arial"/>
-          <w:b w:val="0"/>
-          <w:i w:val="0"/>
-          <w:color w:val="000000"/>
-          <w:sz w:val="18"/>
-          <w:highlight w:val="lightGray"/>
-        </w:rPr>
-        <w:t>]</w:t>
-      </w:r>
-      <w:r>
-        <w:rPr>
-          <w:rFonts w:ascii="Arial" w:hAnsi="Arial" w:eastAsia="Arial" w:cs="Arial"/>
-          <w:b w:val="0"/>
-          <w:i w:val="0"/>
-          <w:color w:val="000000"/>
-          <w:sz w:val="18"/>
-          <w:highlight w:val="lightGray"/>
-        </w:rPr>
-        <w:t xml:space="preserve"> </w:t>
-      </w:r>
-      <w:r>
-        <w:rPr>
-          <w:rFonts w:ascii="Arial" w:hAnsi="Arial" w:eastAsia="Arial" w:cs="Arial"/>
-          <w:b/>
-          <w:i w:val="0"/>
-          <w:color w:val="000000"/>
-          <w:sz w:val="18"/>
-          <w:highlight w:val="lightGray"/>
-        </w:rPr>
-        <w:t>o</w:t>
-      </w:r>
-      <w:r>
-        <w:rPr>
-          <w:rFonts w:ascii="Arial" w:hAnsi="Arial" w:eastAsia="Arial" w:cs="Arial"/>
-          <w:b/>
-          <w:i w:val="0"/>
-          <w:color w:val="000000"/>
-          <w:sz w:val="18"/>
-          <w:highlight w:val="lightGray"/>
-        </w:rPr>
-        <w:t>n</w:t>
-      </w:r>
-      <w:r>
-        <w:rPr>
-          <w:rFonts w:ascii="Arial" w:hAnsi="Arial" w:eastAsia="Arial"/>
+          <w:rFonts w:ascii="Arial" w:hAnsi="Arial"/>
           <w:b w:val="0"/>
           <w:i w:val="0"/>
           <w:sz w:val="18"/>
@@ -8464,61 +7892,6 @@
           <w:sz w:val="18"/>
           <w:highlight w:val="lightGray"/>
         </w:rPr>
-        <w:t>g</w:t>
-      </w:r>
-      <w:r>
-        <w:rPr>
-          <w:rFonts w:ascii="Arial" w:hAnsi="Arial" w:eastAsia="Arial" w:cs="Arial"/>
-          <w:b w:val="0"/>
-          <w:i w:val="0"/>
-          <w:color w:val="000000"/>
-          <w:sz w:val="18"/>
-          <w:highlight w:val="lightGray"/>
-        </w:rPr>
-        <w:t>p</w:t>
-      </w:r>
-      <w:r>
-        <w:rPr>
-          <w:rFonts w:ascii="Arial" w:hAnsi="Arial" w:eastAsia="Arial" w:cs="Arial"/>
-          <w:b w:val="0"/>
-          <w:i w:val="0"/>
-          <w:color w:val="000000"/>
-          <w:sz w:val="18"/>
-          <w:highlight w:val="lightGray"/>
-        </w:rPr>
-        <w:t>t</w:t>
-      </w:r>
-      <w:r>
-        <w:rPr>
-          <w:rFonts w:ascii="Arial" w:hAnsi="Arial" w:eastAsia="Arial" w:cs="Arial"/>
-          <w:b w:val="0"/>
-          <w:i w:val="0"/>
-          <w:color w:val="000000"/>
-          <w:sz w:val="18"/>
-          <w:highlight w:val="lightGray"/>
-        </w:rPr>
-        <w:t xml:space="preserve"> </w:t>
-      </w:r>
-      <w:r>
-        <w:rPr>
-          <w:rFonts w:ascii="Arial" w:hAnsi="Arial" w:eastAsia="Arial" w:cs="Arial"/>
-          <w:b w:val="0"/>
-          <w:i w:val="0"/>
-          <w:color w:val="000000"/>
-          <w:sz w:val="18"/>
-          <w:highlight w:val="lightGray"/>
-        </w:rPr>
-        <w:t>(</w:t>
-      </w:r>
-      <w:r>
-        <w:rPr>
-          <w:rFonts w:ascii="Arial" w:hAnsi="Arial" w:eastAsia="Arial" w:cs="Arial"/>
-          <w:b w:val="0"/>
-          <w:i w:val="0"/>
-          <w:color w:val="000000"/>
-          <w:sz w:val="18"/>
-          <w:highlight w:val="lightGray"/>
-        </w:rPr>
         <w:t>G</w:t>
       </w:r>
       <w:r>
@@ -8545,63 +7918,41 @@
       </w:r>
       <w:r>
         <w:rPr>
-          <w:rFonts w:ascii="Arial" w:hAnsi="Arial" w:eastAsia="Arial" w:cs="Cambria Math"/>
-          <w:b w:val="0"/>
-          <w:i w:val="0"/>
-          <w:color w:val="000000"/>
-          <w:sz w:val="18"/>
-          <w:highlight w:val="lightGray"/>
-        </w:rPr>
-        <w:t>‑</w:t>
-      </w:r>
-      <w:r>
-        <w:rPr>
-          <w:rFonts w:ascii="Arial" w:hAnsi="Arial" w:eastAsia="Arial" w:cs="Arial"/>
-          <w:b w:val="0"/>
-          <w:i w:val="0"/>
-          <w:color w:val="000000"/>
-          <w:sz w:val="18"/>
-          <w:highlight w:val="lightGray"/>
-        </w:rPr>
-        <w:t>5</w:t>
-      </w:r>
-      <w:r>
-        <w:rPr>
-          <w:rFonts w:ascii="Arial" w:hAnsi="Arial" w:eastAsia="Arial" w:cs="Arial"/>
-          <w:b w:val="0"/>
-          <w:i w:val="0"/>
-          <w:color w:val="000000"/>
-          <w:sz w:val="18"/>
-          <w:highlight w:val="lightGray"/>
-        </w:rPr>
-        <w:t xml:space="preserve"> </w:t>
-      </w:r>
-      <w:r>
-        <w:rPr>
-          <w:rFonts w:ascii="Arial" w:hAnsi="Arial" w:eastAsia="Arial" w:cs="Arial"/>
-          <w:b w:val="0"/>
-          <w:i w:val="0"/>
-          <w:color w:val="000000"/>
-          <w:sz w:val="18"/>
-          <w:highlight w:val="lightGray"/>
-        </w:rPr>
-        <w:t>M</w:t>
-      </w:r>
-      <w:r>
-        <w:rPr>
-          <w:rFonts w:ascii="Arial" w:hAnsi="Arial" w:eastAsia="Arial" w:cs="Arial"/>
-          <w:b w:val="0"/>
-          <w:i w:val="0"/>
-          <w:color w:val="000000"/>
-          <w:sz w:val="18"/>
-          <w:highlight w:val="lightGray"/>
-        </w:rPr>
-        <w:t>i</w:t>
-      </w:r>
-      <w:r>
-        <w:rPr>
-          <w:rFonts w:ascii="Arial" w:hAnsi="Arial" w:eastAsia="Arial" w:cs="Arial"/>
-          <w:b w:val="0"/>
+          <w:rFonts w:ascii="Arial" w:hAnsi="Arial" w:eastAsia="Arial" w:cs="Arial"/>
+          <w:b w:val="0"/>
+          <w:i w:val="0"/>
+          <w:color w:val="000000"/>
+          <w:sz w:val="18"/>
+          <w:highlight w:val="lightGray"/>
+        </w:rPr>
+        <w:t>]</w:t>
+      </w:r>
+      <w:r>
+        <w:rPr>
+          <w:rFonts w:ascii="Arial" w:hAnsi="Arial"/>
+          <w:b w:val="0"/>
+          <w:i w:val="0"/>
+          <w:color w:val="000000"/>
+          <w:sz w:val="18"/>
+          <w:highlight w:val="lightGray"/>
+        </w:rPr>
+        <w:t xml:space="preserve"> </w:t>
+      </w:r>
+      <w:r>
+        <w:rPr>
+          <w:rFonts w:ascii="Arial" w:hAnsi="Arial"/>
+          <w:b/>
+          <w:i w:val="0"/>
+          <w:color w:val="000000"/>
+          <w:sz w:val="18"/>
+          <w:highlight w:val="lightGray"/>
+        </w:rPr>
+        <w:t>o</w:t>
+      </w:r>
+      <w:r>
+        <w:rPr>
+          <w:rFonts w:ascii="Arial" w:hAnsi="Arial"/>
+          <w:b/>
           <w:i w:val="0"/>
           <w:color w:val="000000"/>
           <w:sz w:val="18"/>
@@ -8611,73 +7962,7 @@
       </w:r>
       <w:r>
         <w:rPr>
-          <w:rFonts w:ascii="Arial" w:hAnsi="Arial" w:eastAsia="Arial" w:cs="Arial"/>
-          <w:b w:val="0"/>
-          <w:i w:val="0"/>
-          <w:color w:val="000000"/>
-          <w:sz w:val="18"/>
-          <w:highlight w:val="lightGray"/>
-        </w:rPr>
-        <w:t>i</w:t>
-      </w:r>
-      <w:r>
-        <w:rPr>
-          <w:rFonts w:ascii="Arial" w:hAnsi="Arial" w:eastAsia="Arial" w:cs="Arial"/>
-          <w:b w:val="0"/>
-          <w:i w:val="0"/>
-          <w:color w:val="000000"/>
-          <w:sz w:val="18"/>
-          <w:highlight w:val="lightGray"/>
-        </w:rPr>
-        <w:t>)</w:t>
-      </w:r>
-      <w:r>
-        <w:rPr>
-          <w:rFonts w:ascii="Arial" w:hAnsi="Arial" w:eastAsia="Arial" w:cs="Arial"/>
-          <w:b w:val="0"/>
-          <w:i w:val="0"/>
-          <w:color w:val="000000"/>
-          <w:sz w:val="18"/>
-          <w:highlight w:val="lightGray"/>
-        </w:rPr>
-        <w:t>]</w:t>
-      </w:r>
-      <w:r>
-        <w:rPr>
-          <w:rFonts w:ascii="Arial" w:hAnsi="Arial" w:eastAsia="Arial" w:cs="Arial"/>
-          <w:b w:val="0"/>
-          <w:i w:val="0"/>
-          <w:color w:val="000000"/>
-          <w:sz w:val="18"/>
-          <w:highlight w:val="lightGray"/>
-        </w:rPr>
-        <w:t xml:space="preserve"> </w:t>
-      </w:r>
-      <w:r>
-        <w:rPr>
-          <w:rFonts w:ascii="Arial" w:hAnsi="Arial" w:eastAsia="Arial" w:cs="Arial"/>
-          <w:b/>
-          <w:i w:val="0"/>
-          <w:color w:val="000000"/>
-          <w:sz w:val="18"/>
-          <w:highlight w:val="lightGray"/>
-        </w:rPr>
-        <w:t>o</w:t>
-      </w:r>
-      <w:r>
-        <w:rPr>
-          <w:rFonts w:ascii="Arial" w:hAnsi="Arial" w:eastAsia="Arial" w:cs="Arial"/>
-          <w:b/>
-          <w:i w:val="0"/>
-          <w:color w:val="000000"/>
-          <w:sz w:val="18"/>
-          <w:highlight w:val="lightGray"/>
-        </w:rPr>
-        <w:t>n</w:t>
-      </w:r>
-      <w:r>
-        <w:rPr>
-          <w:rFonts w:ascii="Arial" w:hAnsi="Arial" w:eastAsia="Arial"/>
+          <w:rFonts w:ascii="Arial" w:hAnsi="Arial"/>
           <w:b w:val="0"/>
           <w:i w:val="0"/>
           <w:sz w:val="18"/>
@@ -10203,61 +9488,6 @@
           <w:sz w:val="18"/>
           <w:highlight w:val="lightGray"/>
         </w:rPr>
-        <w:t>g</w:t>
-      </w:r>
-      <w:r>
-        <w:rPr>
-          <w:rFonts w:ascii="Arial" w:hAnsi="Arial" w:eastAsia="Arial" w:cs="Arial"/>
-          <w:b w:val="0"/>
-          <w:i w:val="0"/>
-          <w:color w:val="000000"/>
-          <w:sz w:val="18"/>
-          <w:highlight w:val="lightGray"/>
-        </w:rPr>
-        <w:t>p</w:t>
-      </w:r>
-      <w:r>
-        <w:rPr>
-          <w:rFonts w:ascii="Arial" w:hAnsi="Arial" w:eastAsia="Arial" w:cs="Arial"/>
-          <w:b w:val="0"/>
-          <w:i w:val="0"/>
-          <w:color w:val="000000"/>
-          <w:sz w:val="18"/>
-          <w:highlight w:val="lightGray"/>
-        </w:rPr>
-        <w:t>t</w:t>
-      </w:r>
-      <w:r>
-        <w:rPr>
-          <w:rFonts w:ascii="Arial" w:hAnsi="Arial" w:eastAsia="Arial" w:cs="Arial"/>
-          <w:b w:val="0"/>
-          <w:i w:val="0"/>
-          <w:color w:val="000000"/>
-          <w:sz w:val="18"/>
-          <w:highlight w:val="lightGray"/>
-        </w:rPr>
-        <w:t xml:space="preserve"> </w:t>
-      </w:r>
-      <w:r>
-        <w:rPr>
-          <w:rFonts w:ascii="Arial" w:hAnsi="Arial" w:eastAsia="Arial" w:cs="Arial"/>
-          <w:b w:val="0"/>
-          <w:i w:val="0"/>
-          <w:color w:val="000000"/>
-          <w:sz w:val="18"/>
-          <w:highlight w:val="lightGray"/>
-        </w:rPr>
-        <w:t>(</w:t>
-      </w:r>
-      <w:r>
-        <w:rPr>
-          <w:rFonts w:ascii="Arial" w:hAnsi="Arial" w:eastAsia="Arial" w:cs="Arial"/>
-          <w:b w:val="0"/>
-          <w:i w:val="0"/>
-          <w:color w:val="000000"/>
-          <w:sz w:val="18"/>
-          <w:highlight w:val="lightGray"/>
-        </w:rPr>
         <w:t>G</w:t>
       </w:r>
       <w:r>
@@ -10284,63 +9514,41 @@
       </w:r>
       <w:r>
         <w:rPr>
-          <w:rFonts w:ascii="Arial" w:hAnsi="Arial" w:eastAsia="Arial" w:cs="Cambria Math"/>
-          <w:b w:val="0"/>
-          <w:i w:val="0"/>
-          <w:color w:val="000000"/>
-          <w:sz w:val="18"/>
-          <w:highlight w:val="lightGray"/>
-        </w:rPr>
-        <w:t>‑</w:t>
-      </w:r>
-      <w:r>
-        <w:rPr>
-          <w:rFonts w:ascii="Arial" w:hAnsi="Arial" w:eastAsia="Arial" w:cs="Arial"/>
-          <w:b w:val="0"/>
-          <w:i w:val="0"/>
-          <w:color w:val="000000"/>
-          <w:sz w:val="18"/>
-          <w:highlight w:val="lightGray"/>
-        </w:rPr>
-        <w:t>5</w:t>
-      </w:r>
-      <w:r>
-        <w:rPr>
-          <w:rFonts w:ascii="Arial" w:hAnsi="Arial" w:eastAsia="Arial" w:cs="Arial"/>
-          <w:b w:val="0"/>
-          <w:i w:val="0"/>
-          <w:color w:val="000000"/>
-          <w:sz w:val="18"/>
-          <w:highlight w:val="lightGray"/>
-        </w:rPr>
-        <w:t xml:space="preserve"> </w:t>
-      </w:r>
-      <w:r>
-        <w:rPr>
-          <w:rFonts w:ascii="Arial" w:hAnsi="Arial" w:eastAsia="Arial" w:cs="Arial"/>
-          <w:b w:val="0"/>
-          <w:i w:val="0"/>
-          <w:color w:val="000000"/>
-          <w:sz w:val="18"/>
-          <w:highlight w:val="lightGray"/>
-        </w:rPr>
-        <w:t>M</w:t>
-      </w:r>
-      <w:r>
-        <w:rPr>
-          <w:rFonts w:ascii="Arial" w:hAnsi="Arial" w:eastAsia="Arial" w:cs="Arial"/>
-          <w:b w:val="0"/>
-          <w:i w:val="0"/>
-          <w:color w:val="000000"/>
-          <w:sz w:val="18"/>
-          <w:highlight w:val="lightGray"/>
-        </w:rPr>
-        <w:t>i</w:t>
-      </w:r>
-      <w:r>
-        <w:rPr>
-          <w:rFonts w:ascii="Arial" w:hAnsi="Arial" w:eastAsia="Arial" w:cs="Arial"/>
-          <w:b w:val="0"/>
+          <w:rFonts w:ascii="Arial" w:hAnsi="Arial" w:eastAsia="Arial" w:cs="Arial"/>
+          <w:b w:val="0"/>
+          <w:i w:val="0"/>
+          <w:color w:val="000000"/>
+          <w:sz w:val="18"/>
+          <w:highlight w:val="lightGray"/>
+        </w:rPr>
+        <w:t>]</w:t>
+      </w:r>
+      <w:r>
+        <w:rPr>
+          <w:rFonts w:ascii="Arial" w:hAnsi="Arial"/>
+          <w:b w:val="0"/>
+          <w:i w:val="0"/>
+          <w:color w:val="000000"/>
+          <w:sz w:val="18"/>
+          <w:highlight w:val="lightGray"/>
+        </w:rPr>
+        <w:t xml:space="preserve"> </w:t>
+      </w:r>
+      <w:r>
+        <w:rPr>
+          <w:rFonts w:ascii="Arial" w:hAnsi="Arial"/>
+          <w:b/>
+          <w:i w:val="0"/>
+          <w:color w:val="000000"/>
+          <w:sz w:val="18"/>
+          <w:highlight w:val="lightGray"/>
+        </w:rPr>
+        <w:t>o</w:t>
+      </w:r>
+      <w:r>
+        <w:rPr>
+          <w:rFonts w:ascii="Arial" w:hAnsi="Arial"/>
+          <w:b/>
           <w:i w:val="0"/>
           <w:color w:val="000000"/>
           <w:sz w:val="18"/>
@@ -10350,73 +9558,7 @@
       </w:r>
       <w:r>
         <w:rPr>
-          <w:rFonts w:ascii="Arial" w:hAnsi="Arial" w:eastAsia="Arial" w:cs="Arial"/>
-          <w:b w:val="0"/>
-          <w:i w:val="0"/>
-          <w:color w:val="000000"/>
-          <w:sz w:val="18"/>
-          <w:highlight w:val="lightGray"/>
-        </w:rPr>
-        <w:t>i</w:t>
-      </w:r>
-      <w:r>
-        <w:rPr>
-          <w:rFonts w:ascii="Arial" w:hAnsi="Arial" w:eastAsia="Arial" w:cs="Arial"/>
-          <w:b w:val="0"/>
-          <w:i w:val="0"/>
-          <w:color w:val="000000"/>
-          <w:sz w:val="18"/>
-          <w:highlight w:val="lightGray"/>
-        </w:rPr>
-        <w:t>)</w:t>
-      </w:r>
-      <w:r>
-        <w:rPr>
-          <w:rFonts w:ascii="Arial" w:hAnsi="Arial" w:eastAsia="Arial" w:cs="Arial"/>
-          <w:b w:val="0"/>
-          <w:i w:val="0"/>
-          <w:color w:val="000000"/>
-          <w:sz w:val="18"/>
-          <w:highlight w:val="lightGray"/>
-        </w:rPr>
-        <w:t>]</w:t>
-      </w:r>
-      <w:r>
-        <w:rPr>
-          <w:rFonts w:ascii="Arial" w:hAnsi="Arial" w:eastAsia="Arial" w:cs="Arial"/>
-          <w:b w:val="0"/>
-          <w:i w:val="0"/>
-          <w:color w:val="000000"/>
-          <w:sz w:val="18"/>
-          <w:highlight w:val="lightGray"/>
-        </w:rPr>
-        <w:t xml:space="preserve"> </w:t>
-      </w:r>
-      <w:r>
-        <w:rPr>
-          <w:rFonts w:ascii="Arial" w:hAnsi="Arial" w:eastAsia="Arial" w:cs="Arial"/>
-          <w:b/>
-          <w:i w:val="0"/>
-          <w:color w:val="000000"/>
-          <w:sz w:val="18"/>
-          <w:highlight w:val="lightGray"/>
-        </w:rPr>
-        <w:t>o</w:t>
-      </w:r>
-      <w:r>
-        <w:rPr>
-          <w:rFonts w:ascii="Arial" w:hAnsi="Arial" w:eastAsia="Arial" w:cs="Arial"/>
-          <w:b/>
-          <w:i w:val="0"/>
-          <w:color w:val="000000"/>
-          <w:sz w:val="18"/>
-          <w:highlight w:val="lightGray"/>
-        </w:rPr>
-        <w:t>n</w:t>
-      </w:r>
-      <w:r>
-        <w:rPr>
-          <w:rFonts w:ascii="Arial" w:hAnsi="Arial" w:eastAsia="Arial"/>
+          <w:rFonts w:ascii="Arial" w:hAnsi="Arial"/>
           <w:b w:val="0"/>
           <w:i w:val="0"/>
           <w:sz w:val="18"/>
